--- a/odigoi/04_remote_spark_kubernetes.en.docx
+++ b/odigoi/04_remote_spark_kubernetes.en.docx
@@ -3790,7 +3790,7 @@
         <w:rPr>
           <w:rStyle w:val="NormalTok"/>
         </w:rPr>
-        <w:t xml:space="preserve"> hosts termi7.cslab.ece.ntua.gr</w:t>
+        <w:t xml:space="preserve"> ahostsv4 termi7.cslab.ece.ntua.gr</w:t>
       </w:r>
       <w:r>
         <w:br/>
@@ -3805,7 +3805,7 @@
         <w:rPr>
           <w:rStyle w:val="NormalTok"/>
         </w:rPr>
-        <w:t xml:space="preserve"> hosts hdfs-namenode.default.svc.cluster.local</w:t>
+        <w:t xml:space="preserve"> ahostsv4 hdfs-namenode.default.svc.cluster.local</w:t>
       </w:r>
       <w:r>
         <w:br/>
@@ -3845,6 +3845,41 @@
           <w:rStyle w:val="NormalTok"/>
         </w:rPr>
         <w:t xml:space="preserve"> get sa spark</w:t>
+      </w:r>
+    </w:p>
+    <w:p>
+      <w:pPr>
+        <w:pStyle w:val="FirstParagraph"/>
+      </w:pPr>
+      <w:r>
+        <w:t xml:space="preserve">If you want a quick check, prefer</w:t>
+      </w:r>
+      <w:r>
+        <w:t xml:space="preserve"> </w:t>
+      </w:r>
+      <w:r>
+        <w:rPr>
+          <w:rStyle w:val="VerbatimChar"/>
+        </w:rPr>
+        <w:t xml:space="preserve">ahostsv4</w:t>
+      </w:r>
+      <w:r>
+        <w:t xml:space="preserve">. On WSL,</w:t>
+      </w:r>
+      <w:r>
+        <w:t xml:space="preserve"> </w:t>
+      </w:r>
+      <w:r>
+        <w:rPr>
+          <w:rStyle w:val="VerbatimChar"/>
+        </w:rPr>
+        <w:t xml:space="preserve">getent hosts</w:t>
+      </w:r>
+      <w:r>
+        <w:t xml:space="preserve"> </w:t>
+      </w:r>
+      <w:r>
+        <w:t xml:space="preserve">can be slow even when resolution eventually succeeds.</w:t>
       </w:r>
     </w:p>
     <w:p>
@@ -4388,7 +4423,7 @@
         <w:pStyle w:val="FirstParagraph"/>
       </w:pPr>
       <w:r>
-        <w:t xml:space="preserve">and put this inside:</w:t>
+        <w:t xml:space="preserve">and check the generated file:</w:t>
       </w:r>
     </w:p>
     <w:p>

--- a/odigoi/04_remote_spark_kubernetes.en.docx
+++ b/odigoi/04_remote_spark_kubernetes.en.docx
@@ -1113,7 +1113,81 @@
         <w:pStyle w:val="FirstParagraph"/>
       </w:pPr>
       <w:r>
-        <w:t xml:space="preserve">Put this inside:</w:t>
+        <w:t xml:space="preserve">At the top of the file, change only this line:</w:t>
+      </w:r>
+    </w:p>
+    <w:p>
+      <w:pPr>
+        <w:pStyle w:val="SourceCode"/>
+      </w:pPr>
+      <w:r>
+        <w:rPr>
+          <w:rStyle w:val="BuiltInTok"/>
+        </w:rPr>
+        <w:t xml:space="preserve">export</w:t>
+      </w:r>
+      <w:r>
+        <w:rPr>
+          <w:rStyle w:val="NormalTok"/>
+        </w:rPr>
+        <w:t xml:space="preserve"> </w:t>
+      </w:r>
+      <w:r>
+        <w:rPr>
+          <w:rStyle w:val="VariableTok"/>
+        </w:rPr>
+        <w:t xml:space="preserve">DSML_USER=</w:t>
+      </w:r>
+      <w:r>
+        <w:rPr>
+          <w:rStyle w:val="StringTok"/>
+        </w:rPr>
+        <w:t xml:space="preserve">"your_dsml_username"</w:t>
+      </w:r>
+    </w:p>
+    <w:p>
+      <w:pPr>
+        <w:pStyle w:val="FirstParagraph"/>
+      </w:pPr>
+      <w:r>
+        <w:t xml:space="preserve">and replace it with the username assigned by the lab, for example:</w:t>
+      </w:r>
+    </w:p>
+    <w:p>
+      <w:pPr>
+        <w:pStyle w:val="SourceCode"/>
+      </w:pPr>
+      <w:r>
+        <w:rPr>
+          <w:rStyle w:val="BuiltInTok"/>
+        </w:rPr>
+        <w:t xml:space="preserve">export</w:t>
+      </w:r>
+      <w:r>
+        <w:rPr>
+          <w:rStyle w:val="NormalTok"/>
+        </w:rPr>
+        <w:t xml:space="preserve"> </w:t>
+      </w:r>
+      <w:r>
+        <w:rPr>
+          <w:rStyle w:val="VariableTok"/>
+        </w:rPr>
+        <w:t xml:space="preserve">DSML_USER=</w:t>
+      </w:r>
+      <w:r>
+        <w:rPr>
+          <w:rStyle w:val="StringTok"/>
+        </w:rPr>
+        <w:t xml:space="preserve">"ikons"</w:t>
+      </w:r>
+    </w:p>
+    <w:p>
+      <w:pPr>
+        <w:pStyle w:val="FirstParagraph"/>
+      </w:pPr>
+      <w:r>
+        <w:t xml:space="preserve">You do not need to type this by hand. For reference, the copied file contains:</w:t>
       </w:r>
     </w:p>
     <w:p>
